--- a/docs/hero-featured-authoring.docx
+++ b/docs/hero-featured-authoring.docx
@@ -84,7 +84,27 @@
         <w:spacing w:after="60"/>
       </w:pPr>
       <w:r>
-        <w:t xml:space="preserve">Select the block and fill in its fields in the properties panel.</w:t>
+        <w:t xml:space="preserve">Select the block and fill in its fields in the properties panel. The panel has two tabs: </w:t>
+      </w:r>
+      <w:r>
+        <w:rPr>
+          <w:b/>
+          <w:bCs/>
+        </w:rPr>
+        <w:t xml:space="preserve">Content</w:t>
+      </w:r>
+      <w:r>
+        <w:t xml:space="preserve"> and </w:t>
+      </w:r>
+      <w:r>
+        <w:rPr>
+          <w:b/>
+          <w:bCs/>
+        </w:rPr>
+        <w:t xml:space="preserve">Styles</w:t>
+      </w:r>
+      <w:r>
+        <w:t xml:space="preserve">.</w:t>
       </w:r>
     </w:p>
     <w:p>
@@ -93,7 +113,15 @@
         <w:spacing w:after="120" w:before="240"/>
       </w:pPr>
       <w:r>
-        <w:t xml:space="preserve">Fields</w:t>
+        <w:t xml:space="preserve">Content tab</w:t>
+      </w:r>
+    </w:p>
+    <w:p>
+      <w:pPr>
+        <w:spacing w:after="120"/>
+      </w:pPr>
+      <w:r>
+        <w:t xml:space="preserve">The fields are in the same order as they appear on the banner: eyebrow, then title and description, then the button.</w:t>
       </w:r>
     </w:p>
     <w:p>
@@ -150,190 +178,170 @@
           <w:b/>
           <w:bCs/>
         </w:rPr>
+        <w:t xml:space="preserve">Eyebrow</w:t>
+      </w:r>
+      <w:r>
+        <w:t xml:space="preserve"> — how the eyebrow is filled:</w:t>
+      </w:r>
+    </w:p>
+    <w:p>
+      <w:pPr>
+        <w:pStyle w:val="ListParagraph"/>
+        <w:numPr>
+          <w:ilvl w:val="1"/>
+          <w:numId w:val="1"/>
+        </w:numPr>
+        <w:spacing w:after="60"/>
+      </w:pPr>
+      <w:r>
+        <w:rPr>
+          <w:b/>
+          <w:bCs/>
+        </w:rPr>
+        <w:t xml:space="preserve">Dynamic (parent page of CTA Link)</w:t>
+      </w:r>
+      <w:r>
+        <w:t xml:space="preserve"> (default) — the eyebrow shows the name of the parent page of the page picked in CTA Link, and links to it. For example, if CTA Link is …/newsroom/negotiations/faq, the eyebrow shows "Negotiations" and links to …/newsroom/negotiations.</w:t>
+      </w:r>
+    </w:p>
+    <w:p>
+      <w:pPr>
+        <w:pStyle w:val="ListParagraph"/>
+        <w:numPr>
+          <w:ilvl w:val="1"/>
+          <w:numId w:val="1"/>
+        </w:numPr>
+        <w:spacing w:after="60"/>
+      </w:pPr>
+      <w:r>
+        <w:rPr>
+          <w:b/>
+          <w:bCs/>
+        </w:rPr>
+        <w:t xml:space="preserve">Static (authored)</w:t>
+      </w:r>
+      <w:r>
+        <w:t xml:space="preserve"> — you type the eyebrow text and pick its link yourself (two extra fields appear, see below).</w:t>
+      </w:r>
+    </w:p>
+    <w:p>
+      <w:pPr>
+        <w:pStyle w:val="ListParagraph"/>
+        <w:numPr>
+          <w:ilvl w:val="1"/>
+          <w:numId w:val="1"/>
+        </w:numPr>
+        <w:spacing w:after="60"/>
+      </w:pPr>
+      <w:r>
+        <w:rPr>
+          <w:b/>
+          <w:bCs/>
+        </w:rPr>
+        <w:t xml:space="preserve">None (no eyebrow)</w:t>
+      </w:r>
+      <w:r>
+        <w:t xml:space="preserve"> — no eyebrow is shown.</w:t>
+      </w:r>
+    </w:p>
+    <w:p>
+      <w:pPr>
+        <w:pStyle w:val="ListParagraph"/>
+        <w:numPr>
+          <w:ilvl w:val="0"/>
+          <w:numId w:val="1"/>
+        </w:numPr>
+        <w:spacing w:after="60"/>
+      </w:pPr>
+      <w:r>
+        <w:rPr>
+          <w:b/>
+          <w:bCs/>
+        </w:rPr>
+        <w:t xml:space="preserve">Eyebrow text</w:t>
+      </w:r>
+      <w:r>
+        <w:t xml:space="preserve"> (only with Static) — the eyebrow label (e.g. "2023 LABOR NEGOTIATIONS"). Leave it blank to show the name of the Eyebrow link page.</w:t>
+      </w:r>
+    </w:p>
+    <w:p>
+      <w:pPr>
+        <w:pStyle w:val="ListParagraph"/>
+        <w:numPr>
+          <w:ilvl w:val="0"/>
+          <w:numId w:val="1"/>
+        </w:numPr>
+        <w:spacing w:after="60"/>
+      </w:pPr>
+      <w:r>
+        <w:rPr>
+          <w:b/>
+          <w:bCs/>
+        </w:rPr>
+        <w:t xml:space="preserve">Eyebrow link</w:t>
+      </w:r>
+      <w:r>
+        <w:t xml:space="preserve"> (only with Static) — the page the eyebrow links to. Leave it blank to link to the parent page of CTA Link.</w:t>
+      </w:r>
+    </w:p>
+    <w:p>
+      <w:pPr>
+        <w:pStyle w:val="ListParagraph"/>
+        <w:numPr>
+          <w:ilvl w:val="0"/>
+          <w:numId w:val="1"/>
+        </w:numPr>
+        <w:spacing w:after="60"/>
+      </w:pPr>
+      <w:r>
+        <w:rPr>
+          <w:b/>
+          <w:bCs/>
+        </w:rPr>
         <w:t xml:space="preserve">Text</w:t>
       </w:r>
       <w:r>
-        <w:t xml:space="preserve"> — the card's title and description. Write the title as a heading and the description as a paragraph below it. Don't add the eyebrow or the button here — they have their own fields below.</w:t>
-      </w:r>
-    </w:p>
-    <w:p>
-      <w:pPr>
-        <w:pStyle w:val="ListParagraph"/>
-        <w:numPr>
-          <w:ilvl w:val="0"/>
-          <w:numId w:val="1"/>
-        </w:numPr>
-        <w:spacing w:after="60"/>
-      </w:pPr>
-      <w:r>
-        <w:rPr>
-          <w:b/>
-          <w:bCs/>
-        </w:rPr>
-        <w:t xml:space="preserve">Eyebrow</w:t>
-      </w:r>
-      <w:r>
-        <w:t xml:space="preserve"> — how the eyebrow is filled:</w:t>
-      </w:r>
-    </w:p>
-    <w:p>
-      <w:pPr>
-        <w:pStyle w:val="ListParagraph"/>
-        <w:numPr>
-          <w:ilvl w:val="1"/>
-          <w:numId w:val="1"/>
-        </w:numPr>
-        <w:spacing w:after="60"/>
-      </w:pPr>
-      <w:r>
-        <w:rPr>
-          <w:b/>
-          <w:bCs/>
-        </w:rPr>
-        <w:t xml:space="preserve">Dynamic (parent page of Link)</w:t>
-      </w:r>
-      <w:r>
-        <w:t xml:space="preserve"> (default) — the eyebrow shows the name of the parent page of the page picked in Link, and links to it. For example, if Link is …/newsroom/negotiations/faq, the eyebrow shows "Negotiations" and links to …/newsroom/negotiations.</w:t>
-      </w:r>
-    </w:p>
-    <w:p>
-      <w:pPr>
-        <w:pStyle w:val="ListParagraph"/>
-        <w:numPr>
-          <w:ilvl w:val="1"/>
-          <w:numId w:val="1"/>
-        </w:numPr>
-        <w:spacing w:after="60"/>
-      </w:pPr>
-      <w:r>
-        <w:rPr>
-          <w:b/>
-          <w:bCs/>
-        </w:rPr>
-        <w:t xml:space="preserve">Static (authored)</w:t>
-      </w:r>
-      <w:r>
-        <w:t xml:space="preserve"> — you type the eyebrow text and pick its link yourself (two extra fields appear, see below).</w:t>
-      </w:r>
-    </w:p>
-    <w:p>
-      <w:pPr>
-        <w:pStyle w:val="ListParagraph"/>
-        <w:numPr>
-          <w:ilvl w:val="1"/>
-          <w:numId w:val="1"/>
-        </w:numPr>
-        <w:spacing w:after="60"/>
-      </w:pPr>
-      <w:r>
-        <w:rPr>
-          <w:b/>
-          <w:bCs/>
-        </w:rPr>
-        <w:t xml:space="preserve">None (no eyebrow)</w:t>
-      </w:r>
-      <w:r>
-        <w:t xml:space="preserve"> — no eyebrow is shown.</w:t>
-      </w:r>
-    </w:p>
-    <w:p>
-      <w:pPr>
-        <w:pStyle w:val="ListParagraph"/>
-        <w:numPr>
-          <w:ilvl w:val="0"/>
-          <w:numId w:val="1"/>
-        </w:numPr>
-        <w:spacing w:after="60"/>
-      </w:pPr>
-      <w:r>
-        <w:rPr>
-          <w:b/>
-          <w:bCs/>
-        </w:rPr>
-        <w:t xml:space="preserve">Eyebrow text</w:t>
-      </w:r>
-      <w:r>
-        <w:t xml:space="preserve"> (only with Static) — the eyebrow label (e.g. "2023 LABOR NEGOTIATIONS"). Leave it blank to show the name of the Eyebrow link page.</w:t>
-      </w:r>
-    </w:p>
-    <w:p>
-      <w:pPr>
-        <w:pStyle w:val="ListParagraph"/>
-        <w:numPr>
-          <w:ilvl w:val="0"/>
-          <w:numId w:val="1"/>
-        </w:numPr>
-        <w:spacing w:after="60"/>
-      </w:pPr>
-      <w:r>
-        <w:rPr>
-          <w:b/>
-          <w:bCs/>
-        </w:rPr>
-        <w:t xml:space="preserve">Eyebrow link</w:t>
-      </w:r>
-      <w:r>
-        <w:t xml:space="preserve"> (only with Static) — the page the eyebrow links to. Leave it blank to link to the parent page of Link.</w:t>
-      </w:r>
-    </w:p>
-    <w:p>
-      <w:pPr>
-        <w:pStyle w:val="ListParagraph"/>
-        <w:numPr>
-          <w:ilvl w:val="0"/>
-          <w:numId w:val="1"/>
-        </w:numPr>
-        <w:spacing w:after="60"/>
-      </w:pPr>
-      <w:r>
-        <w:rPr>
-          <w:b/>
-          <w:bCs/>
-        </w:rPr>
-        <w:t xml:space="preserve">Link</w:t>
+        <w:t xml:space="preserve"> — the card's title and description. Write the title as a heading and the description as a paragraph below it. Don't add the eyebrow or the button here — they have their own fields.</w:t>
+      </w:r>
+    </w:p>
+    <w:p>
+      <w:pPr>
+        <w:pStyle w:val="ListParagraph"/>
+        <w:numPr>
+          <w:ilvl w:val="0"/>
+          <w:numId w:val="1"/>
+        </w:numPr>
+        <w:spacing w:after="60"/>
+      </w:pPr>
+      <w:r>
+        <w:rPr>
+          <w:b/>
+          <w:bCs/>
+        </w:rPr>
+        <w:t xml:space="preserve">CTA text</w:t>
+      </w:r>
+      <w:r>
+        <w:t xml:space="preserve"> — the button label (e.g. "Read more", "Read The Statement").</w:t>
+      </w:r>
+    </w:p>
+    <w:p>
+      <w:pPr>
+        <w:pStyle w:val="ListParagraph"/>
+        <w:numPr>
+          <w:ilvl w:val="0"/>
+          <w:numId w:val="1"/>
+        </w:numPr>
+        <w:spacing w:after="60"/>
+      </w:pPr>
+      <w:r>
+        <w:rPr>
+          <w:b/>
+          <w:bCs/>
+        </w:rPr>
+        <w:t xml:space="preserve">CTA Link</w:t>
       </w:r>
       <w:r>
         <w:t xml:space="preserve"> — the page the CTA button links to. With a Dynamic eyebrow, this is also where the eyebrow gets its parent page from.</w:t>
-      </w:r>
-    </w:p>
-    <w:p>
-      <w:pPr>
-        <w:pStyle w:val="ListParagraph"/>
-        <w:numPr>
-          <w:ilvl w:val="0"/>
-          <w:numId w:val="1"/>
-        </w:numPr>
-        <w:spacing w:after="60"/>
-      </w:pPr>
-      <w:r>
-        <w:rPr>
-          <w:b/>
-          <w:bCs/>
-        </w:rPr>
-        <w:t xml:space="preserve">CTA text</w:t>
-      </w:r>
-      <w:r>
-        <w:t xml:space="preserve"> — the button label (e.g. "Read more", "Read The Statement").</w:t>
-      </w:r>
-    </w:p>
-    <w:p>
-      <w:pPr>
-        <w:pStyle w:val="ListParagraph"/>
-        <w:numPr>
-          <w:ilvl w:val="0"/>
-          <w:numId w:val="1"/>
-        </w:numPr>
-        <w:spacing w:after="60"/>
-      </w:pPr>
-      <w:r>
-        <w:rPr>
-          <w:b/>
-          <w:bCs/>
-        </w:rPr>
-        <w:t xml:space="preserve">Presentation</w:t>
-      </w:r>
-      <w:r>
-        <w:t xml:space="preserve"> — optional layout choices (see below).</w:t>
       </w:r>
     </w:p>
     <w:p>
@@ -357,7 +365,7 @@
           <w:b/>
           <w:bCs/>
         </w:rPr>
-        <w:t xml:space="preserve">both Link and CTA text</w:t>
+        <w:t xml:space="preserve">both CTA text and CTA Link</w:t>
       </w:r>
       <w:r>
         <w:t xml:space="preserve"> are filled in. There is no default label — if CTA text is empty, no button appears. This keeps translated pages from showing an untranslated "Read more", so always fill in CTA text (and have it translated) when you want a button.</w:t>
@@ -386,7 +394,47 @@
         <w:spacing w:after="120" w:before="240"/>
       </w:pPr>
       <w:r>
-        <w:t xml:space="preserve">Presentation (layout)</w:t>
+        <w:t xml:space="preserve">Styles tab</w:t>
+      </w:r>
+    </w:p>
+    <w:p>
+      <w:pPr>
+        <w:pStyle w:val="ListParagraph"/>
+        <w:numPr>
+          <w:ilvl w:val="0"/>
+          <w:numId w:val="1"/>
+        </w:numPr>
+        <w:spacing w:after="60"/>
+      </w:pPr>
+      <w:r>
+        <w:rPr>
+          <w:b/>
+          <w:bCs/>
+        </w:rPr>
+        <w:t xml:space="preserve">Alignment</w:t>
+      </w:r>
+      <w:r>
+        <w:t xml:space="preserve"> — which side of the banner the card sits on: </w:t>
+      </w:r>
+      <w:r>
+        <w:rPr>
+          <w:b/>
+          <w:bCs/>
+        </w:rPr>
+        <w:t xml:space="preserve">Left</w:t>
+      </w:r>
+      <w:r>
+        <w:t xml:space="preserve"> (default) or </w:t>
+      </w:r>
+      <w:r>
+        <w:rPr>
+          <w:b/>
+          <w:bCs/>
+        </w:rPr>
+        <w:t xml:space="preserve">Right</w:t>
+      </w:r>
+      <w:r>
+        <w:t xml:space="preserve">. The text inside the card is always left-aligned, whichever side the card is on, and the card keeps the same width.</w:t>
       </w:r>
     </w:p>
     <w:p>
@@ -406,47 +454,7 @@
         <w:t xml:space="preserve">Rounded corners</w:t>
       </w:r>
       <w:r>
-        <w:t xml:space="preserve"> — rounds the hero's corners. Without it, the corners are square.</w:t>
-      </w:r>
-    </w:p>
-    <w:p>
-      <w:pPr>
-        <w:pStyle w:val="ListParagraph"/>
-        <w:numPr>
-          <w:ilvl w:val="0"/>
-          <w:numId w:val="1"/>
-        </w:numPr>
-        <w:spacing w:after="60"/>
-      </w:pPr>
-      <w:r>
-        <w:rPr>
-          <w:b/>
-          <w:bCs/>
-        </w:rPr>
-        <w:t xml:space="preserve">Align card left</w:t>
-      </w:r>
-      <w:r>
-        <w:t xml:space="preserve"> — the card sits on the left (this is also the default).</w:t>
-      </w:r>
-    </w:p>
-    <w:p>
-      <w:pPr>
-        <w:pStyle w:val="ListParagraph"/>
-        <w:numPr>
-          <w:ilvl w:val="0"/>
-          <w:numId w:val="1"/>
-        </w:numPr>
-        <w:spacing w:after="60"/>
-      </w:pPr>
-      <w:r>
-        <w:rPr>
-          <w:b/>
-          <w:bCs/>
-        </w:rPr>
-        <w:t xml:space="preserve">Align card right</w:t>
-      </w:r>
-      <w:r>
-        <w:t xml:space="preserve"> — the card moves to the right. The text inside the card stays left-aligned.</w:t>
+        <w:t xml:space="preserve"> — switch on to round the hero's corners. Off: square corners.</w:t>
       </w:r>
     </w:p>
     <w:p>
@@ -503,6 +511,43 @@
         <w:spacing w:after="120" w:before="240"/>
       </w:pPr>
       <w:r>
+        <w:t xml:space="preserve">Heroes that used the old Presentation options</w:t>
+      </w:r>
+    </w:p>
+    <w:p>
+      <w:pPr>
+        <w:spacing w:after="120"/>
+      </w:pPr>
+      <w:r>
+        <w:t xml:space="preserve">Earlier, alignment and rounded corners were one Presentation setting. Those heroes keep their alignment and rounded corners on the page. In the editor, though, </w:t>
+      </w:r>
+      <w:r>
+        <w:rPr>
+          <w:b/>
+          <w:bCs/>
+        </w:rPr>
+        <w:t xml:space="preserve">Alignment</w:t>
+      </w:r>
+      <w:r>
+        <w:t xml:space="preserve"> may show empty and </w:t>
+      </w:r>
+      <w:r>
+        <w:rPr>
+          <w:b/>
+          <w:bCs/>
+        </w:rPr>
+        <w:t xml:space="preserve">Rounded corners</w:t>
+      </w:r>
+      <w:r>
+        <w:t xml:space="preserve"> may show off for them. Choose the Alignment and set the Rounded corners toggle once, then save, and the panel matches the page again.</w:t>
+      </w:r>
+    </w:p>
+    <w:p>
+      <w:pPr>
+        <w:pStyle w:val="Heading2"/>
+        <w:spacing w:after="120" w:before="240"/>
+      </w:pPr>
+      <w:r>
         <w:t xml:space="preserve">Heroes created before these fields existed</w:t>
       </w:r>
     </w:p>
@@ -511,7 +556,7 @@
         <w:spacing w:after="120"/>
       </w:pPr>
       <w:r>
-        <w:t xml:space="preserve">Older heroes have the eyebrow and "Read more" typed inside the Text field. Their content keeps displaying as before. Their corners are now square and they line up with the page's content width; tick </w:t>
+        <w:t xml:space="preserve">Older heroes have the eyebrow and "Read more" typed inside the Text field. Their content keeps displaying as before. Their corners are square and they line up with the page's content width; switch on </w:t>
       </w:r>
       <w:r>
         <w:rPr>
@@ -521,7 +566,7 @@
         <w:t xml:space="preserve">Rounded corners</w:t>
       </w:r>
       <w:r>
-        <w:t xml:space="preserve"> to get the previous rounded look. When you move such a hero to the new fields:</w:t>
+        <w:t xml:space="preserve"> (Styles tab) to get the previous rounded look. When you move such a hero to the new fields:</w:t>
       </w:r>
     </w:p>
     <w:p>
@@ -541,7 +586,7 @@
           <w:b/>
           <w:bCs/>
         </w:rPr>
-        <w:t xml:space="preserve">Link</w:t>
+        <w:t xml:space="preserve">CTA text</w:t>
       </w:r>
       <w:r>
         <w:t xml:space="preserve"> and </w:t>
@@ -551,7 +596,7 @@
           <w:b/>
           <w:bCs/>
         </w:rPr>
-        <w:t xml:space="preserve">CTA text</w:t>
+        <w:t xml:space="preserve">CTA Link</w:t>
       </w:r>
       <w:r>
         <w:t xml:space="preserve"> replaces the old button typed in Text.</w:t>
@@ -567,7 +612,7 @@
         <w:spacing w:after="60"/>
       </w:pPr>
       <w:r>
-        <w:t xml:space="preserve">A Dynamic eyebrow (with Link filled in) or a Static eyebrow (with Eyebrow text or Eyebrow link filled in) replaces the old eyebrow typed in Text.</w:t>
+        <w:t xml:space="preserve">A Dynamic eyebrow (with CTA Link filled in) or a Static eyebrow (with Eyebrow text or Eyebrow link filled in) replaces the old eyebrow typed in Text.</w:t>
       </w:r>
     </w:p>
     <w:p>
@@ -722,7 +767,7 @@
                 <w:b w:val="false"/>
                 <w:bCs w:val="false"/>
               </w:rPr>
-              <w:t xml:space="preserve">Eyebrow: Dynamic. Link: the story page. CTA text: e.g. "Read more".</w:t>
+              <w:t xml:space="preserve">Eyebrow: Dynamic. CTA text: e.g. "Read more". CTA Link: the story page.</w:t>
             </w:r>
           </w:p>
         </w:tc>
@@ -764,7 +809,7 @@
                 <w:b w:val="false"/>
                 <w:bCs w:val="false"/>
               </w:rPr>
-              <w:t xml:space="preserve">Eyebrow: Static. Eyebrow text: your label. Eyebrow link: the page it should open. Fill Link + CTA text for the button.</w:t>
+              <w:t xml:space="preserve">Eyebrow: Static. Eyebrow text: your label. Eyebrow link: the page it should open. Fill CTA text + CTA Link for the button.</w:t>
             </w:r>
           </w:p>
         </w:tc>
@@ -806,7 +851,7 @@
                 <w:b w:val="false"/>
                 <w:bCs w:val="false"/>
               </w:rPr>
-              <w:t xml:space="preserve">Eyebrow: None. Fill Link + CTA text for the button.</w:t>
+              <w:t xml:space="preserve">Eyebrow: None. Fill CTA text + CTA Link for the button.</w:t>
             </w:r>
           </w:p>
         </w:tc>
@@ -848,7 +893,7 @@
                 <w:b w:val="false"/>
                 <w:bCs w:val="false"/>
               </w:rPr>
-              <w:t xml:space="preserve">Leave CTA text empty (Link can stay filled if a Dynamic eyebrow needs it).</w:t>
+              <w:t xml:space="preserve">Leave CTA text empty (CTA Link can stay filled if a Dynamic eyebrow needs it).</w:t>
             </w:r>
           </w:p>
         </w:tc>
@@ -890,7 +935,7 @@
                 <w:b w:val="false"/>
                 <w:bCs w:val="false"/>
               </w:rPr>
-              <w:t xml:space="preserve">Presentation: Rounded corners + Align card right.</w:t>
+              <w:t xml:space="preserve">Styles tab: Alignment Right, Rounded corners on.</w:t>
             </w:r>
           </w:p>
         </w:tc>
